--- a/Template.docx
+++ b/Template.docx
@@ -5,7 +5,12 @@
     <w:p>
       <w:pPr>
         <w:rPr>
-          <w:rStyle w:val="Strong"/>
+          <w:rStyle w:val="IntenseReference"/>
+          <w:b w:val="0"/>
+          <w:bCs w:val="0"/>
+          <w:smallCaps w:val="0"/>
+          <w:color w:val="auto"/>
+          <w:spacing w:val="0"/>
         </w:rPr>
       </w:pPr>
     </w:p>
@@ -447,24 +452,25 @@
   </w:style>
   <w:style w:type="paragraph" w:styleId="Heading2">
     <w:name w:val="heading 2"/>
-    <w:basedOn w:val="Normal"/>
+    <w:basedOn w:val="Subtitle"/>
     <w:next w:val="Normal"/>
     <w:link w:val="Heading2Char"/>
     <w:uiPriority w:val="9"/>
-    <w:semiHidden/>
     <w:unhideWhenUsed/>
     <w:qFormat/>
-    <w:rsid w:val="00D36901"/>
+    <w:rsid w:val="00AA0785"/>
     <w:pPr>
       <w:keepNext/>
       <w:keepLines/>
+      <w:shd w:val="clear" w:color="auto" w:fill="595959" w:themeFill="text1" w:themeFillTint="A6"/>
       <w:spacing w:before="160" w:after="80"/>
+      <w:jc w:val="center"/>
       <w:outlineLvl w:val="1"/>
     </w:pPr>
     <w:rPr>
-      <w:rFonts w:asciiTheme="majorHAnsi" w:eastAsiaTheme="majorEastAsia" w:hAnsiTheme="majorHAnsi" w:cstheme="majorBidi"/>
-      <w:color w:val="0F4761" w:themeColor="accent1" w:themeShade="BF"/>
-      <w:sz w:val="32"/>
+      <w:rFonts w:ascii="Aptos" w:hAnsi="Aptos"/>
+      <w:b/>
+      <w:color w:val="FFFFFF" w:themeColor="background1"/>
       <w:szCs w:val="32"/>
     </w:rPr>
   </w:style>
@@ -667,13 +673,15 @@
     <w:basedOn w:val="DefaultParagraphFont"/>
     <w:link w:val="Heading2"/>
     <w:uiPriority w:val="9"/>
-    <w:semiHidden/>
-    <w:rsid w:val="00D36901"/>
-    <w:rPr>
-      <w:rFonts w:asciiTheme="majorHAnsi" w:eastAsiaTheme="majorEastAsia" w:hAnsiTheme="majorHAnsi" w:cstheme="majorBidi"/>
-      <w:color w:val="0F4761" w:themeColor="accent1" w:themeShade="BF"/>
-      <w:sz w:val="32"/>
+    <w:rsid w:val="00AA0785"/>
+    <w:rPr>
+      <w:rFonts w:ascii="Aptos" w:eastAsiaTheme="majorEastAsia" w:hAnsi="Aptos" w:cstheme="majorBidi"/>
+      <w:b/>
+      <w:color w:val="FFFFFF" w:themeColor="background1"/>
+      <w:spacing w:val="15"/>
+      <w:sz w:val="28"/>
       <w:szCs w:val="32"/>
+      <w:shd w:val="clear" w:color="auto" w:fill="595959" w:themeFill="text1" w:themeFillTint="A6"/>
     </w:rPr>
   </w:style>
   <w:style w:type="character" w:customStyle="1" w:styleId="Heading3Char">
@@ -775,7 +783,7 @@
     <w:link w:val="TitleChar"/>
     <w:uiPriority w:val="10"/>
     <w:qFormat/>
-    <w:rsid w:val="000D75E3"/>
+    <w:rsid w:val="00542390"/>
     <w:pPr>
       <w:spacing w:after="80" w:line="240" w:lineRule="auto"/>
       <w:contextualSpacing/>
@@ -787,7 +795,9 @@
       <w:color w:val="77206D" w:themeColor="accent5" w:themeShade="BF"/>
       <w:spacing w:val="-10"/>
       <w:kern w:val="28"/>
+      <w:sz w:val="32"/>
       <w:szCs w:val="56"/>
+      <w:u w:val="single"/>
     </w:rPr>
   </w:style>
   <w:style w:type="character" w:customStyle="1" w:styleId="TitleChar">
@@ -795,15 +805,16 @@
     <w:basedOn w:val="DefaultParagraphFont"/>
     <w:link w:val="Title"/>
     <w:uiPriority w:val="10"/>
-    <w:rsid w:val="000D75E3"/>
+    <w:rsid w:val="00542390"/>
     <w:rPr>
       <w:rFonts w:asciiTheme="majorHAnsi" w:eastAsiaTheme="majorEastAsia" w:hAnsiTheme="majorHAnsi" w:cstheme="majorBidi"/>
       <w:b/>
       <w:color w:val="77206D" w:themeColor="accent5" w:themeShade="BF"/>
       <w:spacing w:val="-10"/>
       <w:kern w:val="28"/>
-      <w:sz w:val="28"/>
+      <w:sz w:val="32"/>
       <w:szCs w:val="56"/>
+      <w:u w:val="single"/>
     </w:rPr>
   </w:style>
   <w:style w:type="paragraph" w:styleId="Subtitle">

--- a/Template.docx
+++ b/Template.docx
@@ -2,18 +2,7 @@
 <file path=word/document.xml><?xml version="1.0" encoding="utf-8"?>
 <w:document xmlns:wpc="http://schemas.microsoft.com/office/word/2010/wordprocessingCanvas" xmlns:cx="http://schemas.microsoft.com/office/drawing/2014/chartex" xmlns:cx1="http://schemas.microsoft.com/office/drawing/2015/9/8/chartex" xmlns:cx2="http://schemas.microsoft.com/office/drawing/2015/10/21/chartex" xmlns:cx3="http://schemas.microsoft.com/office/drawing/2016/5/9/chartex" xmlns:cx4="http://schemas.microsoft.com/office/drawing/2016/5/10/chartex" xmlns:cx5="http://schemas.microsoft.com/office/drawing/2016/5/11/chartex" xmlns:cx6="http://schemas.microsoft.com/office/drawing/2016/5/12/chartex" xmlns:cx7="http://schemas.microsoft.com/office/drawing/2016/5/13/chartex" xmlns:cx8="http://schemas.microsoft.com/office/drawing/2016/5/14/chartex" xmlns:mc="http://schemas.openxmlformats.org/markup-compatibility/2006" xmlns:aink="http://schemas.microsoft.com/office/drawing/2016/ink" xmlns:am3d="http://schemas.microsoft.com/office/drawing/2017/model3d" xmlns:o="urn:schemas-microsoft-com:office:office" xmlns:oel="http://schemas.microsoft.com/office/2019/extlst" xmlns:r="http://schemas.openxmlformats.org/officeDocument/2006/relationships" xmlns:m="http://schemas.openxmlformats.org/officeDocument/2006/math" xmlns:v="urn:schemas-microsoft-com:vml" xmlns:wp14="http://schemas.microsoft.com/office/word/2010/wordprocessingDrawing" xmlns:wp="http://schemas.openxmlformats.org/drawingml/2006/wordprocessingDrawing" xmlns:w10="urn:schemas-microsoft-com:office:word" xmlns:w="http://schemas.openxmlformats.org/wordprocessingml/2006/main" xmlns:w14="http://schemas.microsoft.com/office/word/2010/wordml" xmlns:w15="http://schemas.microsoft.com/office/word/2012/wordml" xmlns:w16cex="http://schemas.microsoft.com/office/word/2018/wordml/cex" xmlns:w16cid="http://schemas.microsoft.com/office/word/2016/wordml/cid" xmlns:w16="http://schemas.microsoft.com/office/word/2018/wordml" xmlns:w16du="http://schemas.microsoft.com/office/word/2023/wordml/word16du" xmlns:w16sdtdh="http://schemas.microsoft.com/office/word/2020/wordml/sdtdatahash" xmlns:w16sdtfl="http://schemas.microsoft.com/office/word/2024/wordml/sdtformatlock" xmlns:w16se="http://schemas.microsoft.com/office/word/2015/wordml/symex" xmlns:wpg="http://schemas.microsoft.com/office/word/2010/wordprocessingGroup" xmlns:wpi="http://schemas.microsoft.com/office/word/2010/wordprocessingInk" xmlns:wne="http://schemas.microsoft.com/office/word/2006/wordml" xmlns:wps="http://schemas.microsoft.com/office/word/2010/wordprocessingShape" mc:Ignorable="w14 w15 w16se w16cid w16 w16cex w16sdtdh w16sdtfl w16du wp14">
   <w:body>
-    <w:p>
-      <w:pPr>
-        <w:rPr>
-          <w:rStyle w:val="IntenseReference"/>
-          <w:b w:val="0"/>
-          <w:bCs w:val="0"/>
-          <w:smallCaps w:val="0"/>
-          <w:color w:val="auto"/>
-          <w:spacing w:val="0"/>
-        </w:rPr>
-      </w:pPr>
-    </w:p>
+    <w:p/>
     <w:sectPr>
       <w:pgSz w:w="16838" w:h="11906" w:orient="landscape"/>
       <w:pgMar w:top="709" w:right="820" w:bottom="1440" w:left="709" w:header="708" w:footer="708" w:gutter="0"/>
@@ -424,9 +413,9 @@
   <w:style w:type="paragraph" w:default="1" w:styleId="Normal">
     <w:name w:val="Normal"/>
     <w:qFormat/>
-    <w:rsid w:val="000D75E3"/>
-    <w:rPr>
-      <w:sz w:val="28"/>
+    <w:rsid w:val="00DB45E0"/>
+    <w:rPr>
+      <w:sz w:val="24"/>
     </w:rPr>
   </w:style>
   <w:style w:type="paragraph" w:styleId="Heading1">
